--- a/public/manual-text.docx
+++ b/public/manual-text.docx
@@ -76,7 +76,15 @@
         <w:spacing w:after="120"/>
       </w:pPr>
       <w:r>
-        <w:t xml:space="preserve">夜の十一時を過ぎた頃、玄関のチャイムが鳴りました。こんな時間に誰だろう。胸の奥がざわつきました。ドアを開けると、しばらく施設で暮らしていたはずの息子が立っていました。少し痩せて、うつむいて、けれど確かに、我が子の顔でした。</w:t>
+        <w:t xml:space="preserve">夜の十一時を過ぎた頃でした。もう休もうとしていたその時、玄関のチャイムが鳴りました。こんな時間に誰だろう。胸の奥がざわつきました。心のどこかで、来る人の見当はついていたのかもしれません。</w:t>
+      </w:r>
+    </w:p>
+    <w:p>
+      <w:pPr>
+        <w:spacing w:after="120"/>
+      </w:pPr>
+      <w:r>
+        <w:t xml:space="preserve">ドアを開けると、しばらく施設で暮らしていたはずの息子が立っていました。少し痩せて、うつむいて、けれど確かに、我が子の顔でした。</w:t>
       </w:r>
     </w:p>
     <w:p>
@@ -100,7 +108,7 @@
         <w:spacing w:after="120"/>
       </w:pPr>
       <w:r>
-        <w:t xml:space="preserve">声は震えていました。ダルクを自分から出てきてしまったこと、約束を守れなかったこと。頭では分かっていても、目の前にいるのは、大切な我が子でした。</w:t>
+        <w:t xml:space="preserve">声は震えていました。玄関の灯りの下で見るその姿に、胸が締めつけられました。ダルクを自分から出てきてしまったこと、約束を守れなかったこと。頭では分かっていました。それでも、目の前にいるのは、大切な我が子でした。</w:t>
       </w:r>
     </w:p>
     <w:p>
@@ -116,15 +124,23 @@
           <w:iCs/>
           <w:color w:val="1B3358"/>
         </w:rPr>
-        <w:t xml:space="preserve">「お腹すいた」と言われれば、温かいご飯を出してあげたくなります。疲れた顔を見れば、今夜くらいは布団で眠らせてあげたくなります。それは、親として当たり前の、愛情そのものです。</w:t>
-      </w:r>
-    </w:p>
-    <w:p>
-      <w:pPr>
-        <w:spacing w:after="120"/>
-      </w:pPr>
-      <w:r>
-        <w:t xml:space="preserve">けれど、心の隅で別の声も聞こえていました。「ここで家に入れて、本当にこの子のためになるのだろうか」。以前も、こうして戻ってきては、また同じことを繰り返してきた——。入れてあげたい気持ちと、入れてはいけないという思いのあいだで、あなたは玄関先に立ち尽くしました。</w:t>
+        <w:t xml:space="preserve">「お腹すいた」と言われれば、温かいご飯を出してあげたくなります。汚れた服を見れば、お風呂に入れてあげたくなります。疲れた顔を見れば、今夜くらいは布団で眠らせてあげたくなります。それは、親として当たり前の気持ちです。愛情そのものです。</w:t>
+      </w:r>
+    </w:p>
+    <w:p>
+      <w:pPr>
+        <w:spacing w:after="120"/>
+      </w:pPr>
+      <w:r>
+        <w:t xml:space="preserve">けれど、心の隅で、別の声も聞こえていました。「ここで家に入れてしまって、本当にこの子のためになるのだろうか」。以前も、こうして戻ってきては、また同じことを繰り返してきたことを、あなたは知っているからです。</w:t>
+      </w:r>
+    </w:p>
+    <w:p>
+      <w:pPr>
+        <w:spacing w:after="120"/>
+      </w:pPr>
+      <w:r>
+        <w:t xml:space="preserve">入れてあげたい気持ちと、入れてはいけないという思い。そのあいだで、あなたは玄関先に立ち尽くしました。どちらを選んでも、胸が痛む。これほど苦しい選択が、この世にあるでしょうか。</w:t>
       </w:r>
     </w:p>
     <w:p>
